--- a/Projet_Debut_Avancement.docx
+++ b/Projet_Debut_Avancement.docx
@@ -404,13 +404,7 @@
         <w:rPr>
           <w:color w:val="333333"/>
         </w:rPr>
-        <w:t xml:space="preserve">Les constructeurs automobiles proposent aujourd’hui des technologies dites anti excès de vitesse permettant de lire automatiquement les panneaux de limitation de vitesse sur le bord des routes afin d’intégrer cette information sur le tableau de bord et/ou </w:t>
-      </w:r>
-      <w:r>
-        <w:rPr>
-          <w:color w:val="333333"/>
-        </w:rPr>
-        <w:t xml:space="preserve">de la coupler avec les limiteurs automatiques de vitesse. </w:t>
+        <w:t xml:space="preserve">Les constructeurs automobiles proposent aujourd’hui des technologies dites anti excès de vitesse permettant de lire automatiquement les panneaux de limitation de vitesse sur le bord des routes afin d’intégrer cette information sur le tableau de bord et/ou de la coupler avec les limiteurs automatiques de vitesse. </w:t>
       </w:r>
     </w:p>
     <w:p>
@@ -495,13 +489,7 @@
         <w:rPr>
           <w:color w:val="333333"/>
         </w:rPr>
-        <w:t xml:space="preserve">L’objectif de ce projet est de programmer en Java à l’aide de classe le code de reconnaissance visuel des panneaux signalétiques et de travailler sur des bases de données afin de reconnaître les limitations. Ceci permettra d’adapter la vitesse du véhicule </w:t>
-      </w:r>
-      <w:r>
-        <w:rPr>
-          <w:color w:val="333333"/>
-        </w:rPr>
-        <w:t>afin de répondre à la problématique sur les excès de vitesse.</w:t>
+        <w:t>L’objectif de ce projet est de programmer en Java à l’aide de classe le code de reconnaissance visuel des panneaux signalétiques et de travailler sur des bases de données afin de reconnaître les limitations. Ceci permettra d’adapter la vitesse du véhicule afin de répondre à la problématique sur les excès de vitesse.</w:t>
       </w:r>
     </w:p>
     <w:p>
@@ -647,7 +635,76 @@
           <w:right w:val="nil"/>
           <w:between w:val="nil"/>
         </w:pBdr>
-        <w:spacing w:before="1133" w:line="240" w:lineRule="auto"/>
+        <w:spacing w:before="173" w:line="240" w:lineRule="auto"/>
+        <w:ind w:left="374"/>
+        <w:rPr>
+          <w:color w:val="333333"/>
+        </w:rPr>
+      </w:pPr>
+    </w:p>
+    <w:p>
+      <w:pPr>
+        <w:widowControl w:val="0"/>
+        <w:pBdr>
+          <w:top w:val="nil"/>
+          <w:left w:val="nil"/>
+          <w:bottom w:val="nil"/>
+          <w:right w:val="nil"/>
+          <w:between w:val="nil"/>
+        </w:pBdr>
+        <w:spacing w:before="173" w:line="240" w:lineRule="auto"/>
+        <w:ind w:left="374"/>
+        <w:rPr>
+          <w:color w:val="333333"/>
+        </w:rPr>
+      </w:pPr>
+    </w:p>
+    <w:p>
+      <w:pPr>
+        <w:widowControl w:val="0"/>
+        <w:pBdr>
+          <w:top w:val="nil"/>
+          <w:left w:val="nil"/>
+          <w:bottom w:val="nil"/>
+          <w:right w:val="nil"/>
+          <w:between w:val="nil"/>
+        </w:pBdr>
+        <w:spacing w:before="173" w:line="240" w:lineRule="auto"/>
+        <w:ind w:left="374"/>
+        <w:rPr>
+          <w:color w:val="333333"/>
+        </w:rPr>
+      </w:pPr>
+    </w:p>
+    <w:p>
+      <w:pPr>
+        <w:widowControl w:val="0"/>
+        <w:pBdr>
+          <w:top w:val="nil"/>
+          <w:left w:val="nil"/>
+          <w:bottom w:val="nil"/>
+          <w:right w:val="nil"/>
+          <w:between w:val="nil"/>
+        </w:pBdr>
+        <w:spacing w:before="173" w:line="240" w:lineRule="auto"/>
+        <w:ind w:left="374"/>
+        <w:rPr>
+          <w:color w:val="333333"/>
+        </w:rPr>
+      </w:pPr>
+    </w:p>
+    <w:p>
+      <w:pPr>
+        <w:widowControl w:val="0"/>
+        <w:pBdr>
+          <w:top w:val="nil"/>
+          <w:left w:val="nil"/>
+          <w:bottom w:val="nil"/>
+          <w:right w:val="nil"/>
+          <w:between w:val="nil"/>
+        </w:pBdr>
+        <w:spacing w:line="240" w:lineRule="auto"/>
+        <w:ind w:left="35"/>
         <w:rPr>
           <w:b/>
           <w:bCs/>
@@ -664,6 +721,201 @@
           <w:sz w:val="33"/>
           <w:szCs w:val="33"/>
         </w:rPr>
+        <w:t>2</w:t>
+      </w:r>
+      <w:r>
+        <w:rPr>
+          <w:b/>
+          <w:bCs/>
+          <w:color w:val="2C5AA0"/>
+          <w:sz w:val="33"/>
+          <w:szCs w:val="33"/>
+        </w:rPr>
+        <w:t xml:space="preserve">. </w:t>
+      </w:r>
+      <w:r>
+        <w:rPr>
+          <w:b/>
+          <w:bCs/>
+          <w:color w:val="2C5AA0"/>
+          <w:sz w:val="33"/>
+          <w:szCs w:val="33"/>
+        </w:rPr>
+        <w:t>Organisation du Travail</w:t>
+      </w:r>
+    </w:p>
+    <w:p>
+      <w:pPr>
+        <w:widowControl w:val="0"/>
+        <w:pBdr>
+          <w:top w:val="nil"/>
+          <w:left w:val="nil"/>
+          <w:bottom w:val="nil"/>
+          <w:right w:val="nil"/>
+          <w:between w:val="nil"/>
+        </w:pBdr>
+        <w:spacing w:before="173" w:line="240" w:lineRule="auto"/>
+        <w:ind w:left="374"/>
+        <w:rPr>
+          <w:color w:val="333333"/>
+        </w:rPr>
+      </w:pPr>
+    </w:p>
+    <w:p>
+      <w:pPr>
+        <w:widowControl w:val="0"/>
+        <w:pBdr>
+          <w:top w:val="nil"/>
+          <w:left w:val="nil"/>
+          <w:bottom w:val="nil"/>
+          <w:right w:val="nil"/>
+          <w:between w:val="nil"/>
+        </w:pBdr>
+        <w:spacing w:before="173" w:line="240" w:lineRule="auto"/>
+        <w:ind w:left="374"/>
+        <w:rPr>
+          <w:color w:val="333333"/>
+        </w:rPr>
+      </w:pPr>
+      <w:proofErr w:type="spellStart"/>
+      <w:r>
+        <w:rPr>
+          <w:color w:val="333333"/>
+        </w:rPr>
+        <w:t>Hafsa</w:t>
+      </w:r>
+      <w:proofErr w:type="spellEnd"/>
+      <w:proofErr w:type="gramStart"/>
+      <w:r>
+        <w:rPr>
+          <w:color w:val="333333"/>
+        </w:rPr>
+        <w:t> :Java</w:t>
+      </w:r>
+      <w:proofErr w:type="gramEnd"/>
+    </w:p>
+    <w:p>
+      <w:pPr>
+        <w:widowControl w:val="0"/>
+        <w:pBdr>
+          <w:top w:val="nil"/>
+          <w:left w:val="nil"/>
+          <w:bottom w:val="nil"/>
+          <w:right w:val="nil"/>
+          <w:between w:val="nil"/>
+        </w:pBdr>
+        <w:spacing w:before="173" w:line="240" w:lineRule="auto"/>
+        <w:ind w:left="374"/>
+        <w:rPr>
+          <w:color w:val="333333"/>
+        </w:rPr>
+      </w:pPr>
+      <w:r>
+        <w:rPr>
+          <w:color w:val="333333"/>
+        </w:rPr>
+        <w:t>Wassim</w:t>
+      </w:r>
+      <w:proofErr w:type="gramStart"/>
+      <w:r>
+        <w:rPr>
+          <w:color w:val="333333"/>
+        </w:rPr>
+        <w:t> :Python</w:t>
+      </w:r>
+      <w:proofErr w:type="gramEnd"/>
+    </w:p>
+    <w:p>
+      <w:pPr>
+        <w:widowControl w:val="0"/>
+        <w:pBdr>
+          <w:top w:val="nil"/>
+          <w:left w:val="nil"/>
+          <w:bottom w:val="nil"/>
+          <w:right w:val="nil"/>
+          <w:between w:val="nil"/>
+        </w:pBdr>
+        <w:spacing w:before="173" w:line="240" w:lineRule="auto"/>
+        <w:ind w:left="374"/>
+        <w:rPr>
+          <w:color w:val="333333"/>
+        </w:rPr>
+      </w:pPr>
+      <w:r>
+        <w:rPr>
+          <w:color w:val="333333"/>
+        </w:rPr>
+        <w:t>Timéo</w:t>
+      </w:r>
+      <w:proofErr w:type="gramStart"/>
+      <w:r>
+        <w:rPr>
+          <w:color w:val="333333"/>
+        </w:rPr>
+        <w:t> :Matlab</w:t>
+      </w:r>
+      <w:proofErr w:type="gramEnd"/>
+    </w:p>
+    <w:p>
+      <w:pPr>
+        <w:widowControl w:val="0"/>
+        <w:pBdr>
+          <w:top w:val="nil"/>
+          <w:left w:val="nil"/>
+          <w:bottom w:val="nil"/>
+          <w:right w:val="nil"/>
+          <w:between w:val="nil"/>
+        </w:pBdr>
+        <w:spacing w:before="173" w:line="240" w:lineRule="auto"/>
+        <w:ind w:left="374"/>
+        <w:rPr>
+          <w:color w:val="333333"/>
+        </w:rPr>
+      </w:pPr>
+      <w:proofErr w:type="spellStart"/>
+      <w:r>
+        <w:rPr>
+          <w:color w:val="333333"/>
+        </w:rPr>
+        <w:t>Cesar</w:t>
+      </w:r>
+      <w:proofErr w:type="spellEnd"/>
+      <w:proofErr w:type="gramStart"/>
+      <w:r>
+        <w:rPr>
+          <w:color w:val="333333"/>
+        </w:rPr>
+        <w:t> :Python</w:t>
+      </w:r>
+      <w:proofErr w:type="gramEnd"/>
+    </w:p>
+    <w:p>
+      <w:pPr>
+        <w:widowControl w:val="0"/>
+        <w:pBdr>
+          <w:top w:val="nil"/>
+          <w:left w:val="nil"/>
+          <w:bottom w:val="nil"/>
+          <w:right w:val="nil"/>
+          <w:between w:val="nil"/>
+        </w:pBdr>
+        <w:spacing w:before="1133" w:line="240" w:lineRule="auto"/>
+        <w:rPr>
+          <w:b/>
+          <w:bCs/>
+          <w:color w:val="2C5AA0"/>
+          <w:sz w:val="33"/>
+          <w:szCs w:val="33"/>
+        </w:rPr>
+      </w:pPr>
+      <w:r>
+        <w:rPr>
+          <w:b/>
+          <w:bCs/>
+          <w:color w:val="2C5AA0"/>
+          <w:sz w:val="33"/>
+          <w:szCs w:val="33"/>
+        </w:rPr>
         <w:t xml:space="preserve">3. BESOINS ET EXIGENCES </w:t>
       </w:r>
     </w:p>
@@ -695,7 +947,6 @@
           <w:sz w:val="27"/>
           <w:szCs w:val="27"/>
         </w:rPr>
-        <w:lastRenderedPageBreak/>
         <w:t xml:space="preserve">3.1 Besoins fonctionnels </w:t>
       </w:r>
     </w:p>
@@ -804,13 +1055,7 @@
         <w:rPr>
           <w:color w:val="333333"/>
         </w:rPr>
-        <w:t xml:space="preserve">La partie la plus importante de ce projet réside dans la bibliothèque Open CV 2.4.9 qui est la bibliothèque permettant l’extraction des images en tableaux de </w:t>
-      </w:r>
-      <w:r>
-        <w:rPr>
-          <w:color w:val="333333"/>
-        </w:rPr>
-        <w:t>données (ici des couleurs).</w:t>
+        <w:t>La partie la plus importante de ce projet réside dans la bibliothèque Open CV 2.4.9 qui est la bibliothèque permettant l’extraction des images en tableaux de données (ici des couleurs).</w:t>
       </w:r>
     </w:p>
     <w:p>
@@ -1035,6 +1280,7 @@
           <w:bCs/>
           <w:color w:val="333333"/>
         </w:rPr>
+        <w:lastRenderedPageBreak/>
         <w:t xml:space="preserve">Date de début : </w:t>
       </w:r>
       <w:r>
@@ -1271,7 +1517,6 @@
           <w:sz w:val="33"/>
           <w:szCs w:val="33"/>
         </w:rPr>
-        <w:lastRenderedPageBreak/>
         <w:t xml:space="preserve">5. </w:t>
       </w:r>
       <w:r>
@@ -1475,6 +1720,7 @@
           <w:noProof/>
           <w:color w:val="333333"/>
         </w:rPr>
+        <w:lastRenderedPageBreak/>
         <w:drawing>
           <wp:inline distT="0" distB="0" distL="0" distR="0" wp14:anchorId="5194BEF3" wp14:editId="19FF751B">
             <wp:extent cx="5394960" cy="4334510"/>
@@ -1613,14 +1859,7 @@
         <w:rPr>
           <w:color w:val="333333"/>
         </w:rPr>
-        <w:t xml:space="preserve"> sur les </w:t>
-      </w:r>
-      <w:r>
-        <w:rPr>
-          <w:color w:val="333333"/>
-        </w:rPr>
-        <w:lastRenderedPageBreak/>
-        <w:t>ordinateurs de l’</w:t>
+        <w:t xml:space="preserve"> sur les ordinateurs de l’</w:t>
       </w:r>
       <w:r>
         <w:rPr>
@@ -1765,27 +2004,7 @@
           <w:sz w:val="33"/>
           <w:szCs w:val="33"/>
         </w:rPr>
-        <w:t>6</w:t>
-      </w:r>
-      <w:r>
-        <w:rPr>
-          <w:b/>
-          <w:bCs/>
-          <w:color w:val="2C5AA0"/>
-          <w:sz w:val="33"/>
-          <w:szCs w:val="33"/>
-        </w:rPr>
-        <w:t xml:space="preserve">. </w:t>
-      </w:r>
-      <w:r>
-        <w:rPr>
-          <w:b/>
-          <w:bCs/>
-          <w:color w:val="2C5AA0"/>
-          <w:sz w:val="33"/>
-          <w:szCs w:val="33"/>
-        </w:rPr>
-        <w:t>A suivre</w:t>
+        <w:t>6. A suivre</w:t>
       </w:r>
     </w:p>
     <w:p>
@@ -1808,6 +2027,7 @@
         <w:rPr>
           <w:color w:val="000000" w:themeColor="text1"/>
         </w:rPr>
+        <w:lastRenderedPageBreak/>
         <w:t xml:space="preserve">Il va s’agir dans la suite du projet d’inclure </w:t>
       </w:r>
       <w:r>
@@ -1853,6 +2073,12 @@
           <w:color w:val="000000" w:themeColor="text1"/>
         </w:rPr>
         <w:t xml:space="preserve"> car nous n’avons pas encore filtrer les images, nous pensons à rajouter un filtre qui retire les images trop claires ou trop sombres 0&lt;30 et 220&lt;256.</w:t>
+      </w:r>
+      <w:r>
+        <w:rPr>
+          <w:color w:val="000000" w:themeColor="text1"/>
+        </w:rPr>
+        <w:t xml:space="preserve"> Par ailleurs, on a essayé d’appliquer un filtre sur les images avec de la reconnaissance et pour certains panneaux cela marche assez bien, mais pas pour les panneaux de 110 qui sont souvent confondu avec les 100.</w:t>
       </w:r>
     </w:p>
     <w:p>
